--- a/docs/v2/cases/cs04_therac25.docx
+++ b/docs/v2/cases/cs04_therac25.docx
@@ -31,7 +31,7 @@
         <w:pStyle w:val="Date"/>
       </w:pPr>
       <w:r>
-        <w:t xml:space="preserve">2026-05-21</w:t>
+        <w:t xml:space="preserve">2026-05-26</w:t>
       </w:r>
     </w:p>
     <w:p>
@@ -2629,38 +2629,19 @@
         </w:numPr>
       </w:pPr>
       <w:r>
-        <w:t xml:space="preserve">Run the</w:t>
-      </w:r>
-      <w:r>
-        <w:t xml:space="preserve"> </w:t>
-      </w:r>
-      <w:r>
-        <w:rPr>
-          <w:rStyle w:val="VerbatimChar"/>
-        </w:rPr>
-        <w:t xml:space="preserve">setup_pass</w:t>
-      </w:r>
-      <w:r>
-        <w:t xml:space="preserve"> </w:t>
-      </w:r>
-      <w:r>
-        <w:t xml:space="preserve">snippet. It skips the position check once every 256 keypresses. Change the code so the check is</w:t>
-      </w:r>
-      <w:r>
-        <w:t xml:space="preserve"> </w:t>
-      </w:r>
-      <w:r>
-        <w:rPr>
-          <w:i/>
-          <w:iCs/>
-        </w:rPr>
-        <w:t xml:space="preserve">never</w:t>
-      </w:r>
-      <w:r>
-        <w:t xml:space="preserve"> </w:t>
-      </w:r>
-      <w:r>
-        <w:t xml:space="preserve">skipped. What does your version print for 260 keypresses?</w:t>
+        <w:t xml:space="preserve">Explain to a friend with no programming background what a</w:t>
+      </w:r>
+      <w:r>
+        <w:t xml:space="preserve"> </w:t>
+      </w:r>
+      <w:r>
+        <w:t xml:space="preserve">“race condition”</w:t>
+      </w:r>
+      <w:r>
+        <w:t xml:space="preserve"> </w:t>
+      </w:r>
+      <w:r>
+        <w:t xml:space="preserve">is, using an analogy from outside computing — kitchens, traffic, sports, anything you know well. What does your analogy get right about what happened with the Therac-25? Where does the analogy break down?</w:t>
       </w:r>
     </w:p>
     <w:p>

--- a/docs/v2/cases/cs04_therac25.docx
+++ b/docs/v2/cases/cs04_therac25.docx
@@ -31,7 +31,7 @@
         <w:pStyle w:val="Date"/>
       </w:pPr>
       <w:r>
-        <w:t xml:space="preserve">2026-05-26</w:t>
+        <w:t xml:space="preserve">2026-08-20</w:t>
       </w:r>
     </w:p>
     <w:p>
@@ -707,7 +707,7 @@
                     <a:graphicData uri="http://schemas.openxmlformats.org/drawingml/2006/picture">
                       <pic:pic>
                         <pic:nvPicPr>
-                          <pic:cNvPr descr="cs04_therac25_files\figure-docx\dot-figure-1.png" id="11" name="Picture"/>
+                          <pic:cNvPr descr="cs04_therac25_files/figure-docx/dot-figure-1.png" id="11" name="Picture"/>
                           <pic:cNvPicPr>
                             <a:picLocks noChangeArrowheads="1" noChangeAspect="1"/>
                           </pic:cNvPicPr>
